--- a/Graduate-Paper/Proposal/面向复杂任务智能体的授权协议设计与应用实现-615.docx
+++ b/Graduate-Paper/Proposal/面向复杂任务智能体的授权协议设计与应用实现-615.docx
@@ -73,8 +73,6 @@
         </w:rPr>
         <w:t>1.1 授权协议发展脉络</w:t>
       </w:r>
-      <w:bookmarkStart w:id="0" w:name="_GoBack"/>
-      <w:bookmarkEnd w:id="0"/>
     </w:p>
     <w:p>
       <w:pPr>
@@ -1517,12 +1515,13 @@
         <w:spacing w:line="360" w:lineRule="auto"/>
         <w:jc w:val="center"/>
         <w:rPr>
-          <w:sz w:val="24"/>
-        </w:rPr>
-      </w:pPr>
-      <w:r>
-        <w:rPr>
-          <w:rFonts w:hint="eastAsia"/>
+          <w:rFonts w:hint="eastAsia" w:asciiTheme="majorEastAsia" w:hAnsiTheme="majorEastAsia" w:eastAsiaTheme="majorEastAsia" w:cstheme="majorEastAsia"/>
+          <w:sz w:val="24"/>
+        </w:rPr>
+      </w:pPr>
+      <w:r>
+        <w:rPr>
+          <w:rFonts w:hint="eastAsia" w:asciiTheme="majorEastAsia" w:hAnsiTheme="majorEastAsia" w:eastAsiaTheme="majorEastAsia" w:cstheme="majorEastAsia"/>
           <w:b/>
           <w:bCs/>
           <w:sz w:val="24"/>
@@ -1534,6 +1533,28 @@
     <w:p>
       <w:pPr>
         <w:spacing w:line="360" w:lineRule="auto"/>
+        <w:rPr>
+          <w:rFonts w:hint="eastAsia" w:eastAsiaTheme="minorEastAsia"/>
+          <w:b/>
+          <w:bCs/>
+          <w:sz w:val="24"/>
+          <w:lang w:val="en-US" w:eastAsia="zh-CN"/>
+        </w:rPr>
+      </w:pPr>
+      <w:r>
+        <w:rPr>
+          <w:rFonts w:hint="eastAsia"/>
+          <w:b/>
+          <w:bCs/>
+          <w:sz w:val="24"/>
+          <w:lang w:val="en-US" w:eastAsia="zh-CN"/>
+        </w:rPr>
+        <w:t>研究内容</w:t>
+      </w:r>
+    </w:p>
+    <w:p>
+      <w:pPr>
+        <w:spacing w:line="360" w:lineRule="auto"/>
         <w:ind w:firstLine="420"/>
         <w:rPr>
           <w:sz w:val="24"/>
@@ -1544,17 +1565,106 @@
           <w:rFonts w:hint="eastAsia"/>
           <w:sz w:val="24"/>
         </w:rPr>
-        <w:t>尽管目前许多工作提出新型授权框架或者授权协议，但这些工作主要集中在（？）并未注意到目前智能体任务的复杂性、不能适配新型智能体任务执行的自主特性。首先，现有工作均未对授权服务器授予的权限进行降权处理。目前智能体的授权模式是对智能体的宽泛授权，而不是对智能体的精确授权，这种宽权授予是过度授权的根源，导致具有强自主性的智能体利用宽泛权限任意执行操作，因此需要精确界定权限边界实现对智能体的紧授权。例如用户给智能体分配一个发通知邮件给某几个邮箱的任务时，目前的授权模式是给用户授予一个宽泛的发邮件的权限，而用户仅希望授予智能体一个精确的发邮件给对应邮箱地址的权限，因此需要将智能体获得的发邮件权限精确到发邮件给确定用户；其次，有序多任务执行环境下，目前智能体同时授权相应任务执行权限，导致具有强自主性的智能体实施序列混乱、步骤跳跃等攻击，因此需要精确定义序列任务中权限生效依赖关系，确保前置任务完成与后置任务授权生效的原子性。（研究内容一有实例   2也需要有）；最后，（针对研究内容3）</w:t>
-      </w:r>
-    </w:p>
-    <w:p>
-      <w:pPr>
-        <w:spacing w:line="360" w:lineRule="auto"/>
-        <w:ind w:firstLine="420"/>
-        <w:rPr>
-          <w:sz w:val="24"/>
-        </w:rPr>
-      </w:pPr>
+        <w:t>尽管目前许多工作提出新型授权框架或者授权协议，但这些工作主要集中在</w:t>
+      </w:r>
+      <w:r>
+        <w:rPr>
+          <w:rFonts w:hint="eastAsia"/>
+          <w:sz w:val="24"/>
+          <w:lang w:val="en-US" w:eastAsia="zh-CN"/>
+        </w:rPr>
+        <w:t>智能体间委托授权以及实时授权评估，</w:t>
+      </w:r>
+      <w:r>
+        <w:rPr>
+          <w:rFonts w:hint="eastAsia"/>
+          <w:sz w:val="24"/>
+        </w:rPr>
+        <w:t>并未注意到目前智能体任务的复杂性、不能适配新型智能体任务执行的自主特性。首先，现有工作均未对授权服务器授予的权限进行</w:t>
+      </w:r>
+      <w:r>
+        <w:rPr>
+          <w:rFonts w:hint="eastAsia"/>
+          <w:sz w:val="24"/>
+          <w:lang w:val="en-US" w:eastAsia="zh-CN"/>
+        </w:rPr>
+        <w:t>紧权</w:t>
+      </w:r>
+      <w:r>
+        <w:rPr>
+          <w:rFonts w:hint="eastAsia"/>
+          <w:sz w:val="24"/>
+        </w:rPr>
+        <w:t>处理。目前智能体的授权模式是对智能体的宽泛授权，而不是对智能体的精确授权，这种宽权授予是过度授权的根源，导致具有强自主性的智能体</w:t>
+      </w:r>
+      <w:r>
+        <w:rPr>
+          <w:rFonts w:hint="eastAsia"/>
+          <w:sz w:val="24"/>
+          <w:lang w:val="en-US" w:eastAsia="zh-CN"/>
+        </w:rPr>
+        <w:t>可能</w:t>
+      </w:r>
+      <w:r>
+        <w:rPr>
+          <w:rFonts w:hint="eastAsia"/>
+          <w:sz w:val="24"/>
+        </w:rPr>
+        <w:t>利用宽泛权限任意执行</w:t>
+      </w:r>
+      <w:r>
+        <w:rPr>
+          <w:rFonts w:hint="eastAsia"/>
+          <w:sz w:val="24"/>
+          <w:lang w:val="en-US" w:eastAsia="zh-CN"/>
+        </w:rPr>
+        <w:t>恶意</w:t>
+      </w:r>
+      <w:r>
+        <w:rPr>
+          <w:rFonts w:hint="eastAsia"/>
+          <w:sz w:val="24"/>
+        </w:rPr>
+        <w:t>操作，因此需要精确界定权限边界实现对智能体的紧授权。例如用户给智能体分配一个发通知邮件给某几个邮箱的任务时，目前的授权模式是给用户授予一个宽泛的发邮件的权限，而用户仅希望授予智能体一个精确的发邮件给对应邮箱地址的权限，因此需要将智能体获得的发邮件权限精确到发邮件给确定用户；其次，有序多任务执行环境下，目前智能体同时授权</w:t>
+      </w:r>
+      <w:r>
+        <w:rPr>
+          <w:rFonts w:hint="eastAsia"/>
+          <w:sz w:val="24"/>
+          <w:lang w:val="en-US" w:eastAsia="zh-CN"/>
+        </w:rPr>
+        <w:t>多个</w:t>
+      </w:r>
+      <w:r>
+        <w:rPr>
+          <w:rFonts w:hint="eastAsia"/>
+          <w:sz w:val="24"/>
+        </w:rPr>
+        <w:t>相应任务执行权限，导致具有强自主性的智能体实施序列混乱、步骤跳跃等攻击，因此需要精确定义序列任务中权限生效依赖关系，确保前置任务完成与后置任务授权生效的原子性。</w:t>
+      </w:r>
+      <w:r>
+        <w:rPr>
+          <w:rFonts w:hint="eastAsia"/>
+          <w:sz w:val="24"/>
+          <w:lang w:val="en-US" w:eastAsia="zh-CN"/>
+        </w:rPr>
+        <w:t>例如用户给智能体分配一个迁移数据库的任务，那这要求智能体按照这样的顺序严格执行：备份当前库、执行迁移脚本、验证数据一致性、回滚预案测试、切换读写流量。顺序有误将可能导致严重的后果，倘若先执行迁移脚本，再备份当前库，则若迁移脚本后执行测试有无，将导致全库丢失，因此需要对每个任务的授权都需要保证前阶段任务完成</w:t>
+      </w:r>
+      <w:r>
+        <w:rPr>
+          <w:rFonts w:hint="eastAsia"/>
+          <w:sz w:val="24"/>
+        </w:rPr>
+        <w:t>；最后，</w:t>
+      </w:r>
+      <w:r>
+        <w:rPr>
+          <w:rFonts w:hint="eastAsia"/>
+          <w:sz w:val="24"/>
+          <w:lang w:val="en-US" w:eastAsia="zh-CN"/>
+        </w:rPr>
+        <w:t>目前还缺乏对针对上述新型授权需求的授权协议的应用实现，实现单任务中精确授权，有序多任务中顺序授权。</w:t>
+      </w:r>
     </w:p>
     <w:p>
       <w:pPr>
@@ -1593,27 +1703,23 @@
     </w:p>
     <w:p>
       <w:pPr>
-        <w:spacing w:line="360" w:lineRule="auto"/>
-        <w:ind w:firstLine="420"/>
-        <w:rPr>
-          <w:sz w:val="24"/>
-        </w:rPr>
-      </w:pPr>
-      <w:r>
-        <w:rPr>
-          <w:rFonts w:hint="eastAsia"/>
-          <w:sz w:val="24"/>
-        </w:rPr>
-        <w:t>设计用户给智能体签发的权限参数令牌，与授权服务器给智能体颁发的权限令牌，共同绑定为紧权令牌（精确权限令牌）。从而实现用户主导的紧权令牌，让用户能够对授权服务器颁发的宽泛权限令牌进行降权处理，以适应单任务所需的精确授权需求。设计合理的紧权令牌验证机制，验证紧权令牌的合法性。设计及时的令牌撤销机制，用于用户撤销紧权令牌。</w:t>
-      </w:r>
-    </w:p>
-    <w:p>
-      <w:pPr>
-        <w:spacing w:line="360" w:lineRule="auto"/>
-        <w:rPr>
-          <w:sz w:val="24"/>
-        </w:rPr>
-      </w:pPr>
+        <w:numPr>
+          <w:numId w:val="0"/>
+        </w:numPr>
+        <w:spacing w:line="360" w:lineRule="auto"/>
+        <w:ind w:firstLine="420" w:firstLineChars="0"/>
+        <w:rPr>
+          <w:sz w:val="24"/>
+        </w:rPr>
+      </w:pPr>
+      <w:r>
+        <w:rPr>
+          <w:rFonts w:hint="eastAsia"/>
+          <w:sz w:val="24"/>
+          <w:lang w:val="en-US" w:eastAsia="zh-CN"/>
+        </w:rPr>
+        <w:t>对于有精确授权需求的单个任务，设计授权参数先至的授权协议流程，实现对智能体操作授权参数的精确绑定。设计授权参数验证机制，保证对智能体操作的紧授权。</w:t>
+      </w:r>
     </w:p>
     <w:p>
       <w:pPr>
@@ -1652,696 +1758,96 @@
     </w:p>
     <w:p>
       <w:pPr>
-        <w:spacing w:line="360" w:lineRule="auto"/>
-        <w:ind w:firstLine="420"/>
-        <w:rPr>
-          <w:sz w:val="24"/>
-        </w:rPr>
-      </w:pPr>
-    </w:p>
-    <w:p>
-      <w:pPr>
-        <w:spacing w:line="360" w:lineRule="auto"/>
-        <w:rPr>
-          <w:sz w:val="24"/>
-        </w:rPr>
-      </w:pPr>
-      <w:r>
-        <w:rPr>
-          <w:rFonts w:hint="eastAsia"/>
-          <w:sz w:val="24"/>
-        </w:rPr>
-        <w:br w:type="page"/>
-      </w:r>
-    </w:p>
-    <w:p>
-      <w:pPr>
-        <w:spacing w:line="360" w:lineRule="auto"/>
-        <w:rPr>
-          <w:sz w:val="24"/>
-        </w:rPr>
-      </w:pPr>
-      <w:r>
-        <w:rPr>
-          <w:rFonts w:hint="eastAsia"/>
-          <w:sz w:val="24"/>
-        </w:rPr>
-        <w:t xml:space="preserve">[1] </w:t>
-      </w:r>
-      <w:r>
-        <w:rPr>
-          <w:sz w:val="24"/>
-        </w:rPr>
-        <w:t>Daley R C, Neumann P G. A general-purpose file system for secondary storage[C]//Proceedings of the Fall Joint Computer Conference (AFIPS FJCC), Vol. 27, Pt. 1. Spartan Books, 1965: 213-229.</w:t>
-      </w:r>
-    </w:p>
-    <w:p>
-      <w:pPr>
-        <w:spacing w:line="360" w:lineRule="auto"/>
-        <w:rPr>
-          <w:sz w:val="24"/>
-        </w:rPr>
-      </w:pPr>
-      <w:r>
-        <w:rPr>
-          <w:sz w:val="24"/>
-        </w:rPr>
-        <w:t>[2] Dennis J B, Van Horn E C. Programming semantics for multiprogrammed computations[J]. Communications of the ACM, 1966, 9(3): 143-155.</w:t>
-      </w:r>
-    </w:p>
-    <w:p>
-      <w:pPr>
-        <w:spacing w:line="360" w:lineRule="auto"/>
-        <w:rPr>
-          <w:sz w:val="24"/>
-        </w:rPr>
-      </w:pPr>
-      <w:r>
-        <w:rPr>
-          <w:sz w:val="24"/>
-        </w:rPr>
-        <w:t>[3] Lampson B W. Protection[J]. ACM Operating Systems Review, 1974, 8(1): 18-24. (Also presented at Proc. 5th Princeton Symposium on Information Science and Systems, 1971.)</w:t>
-      </w:r>
-    </w:p>
-    <w:p>
-      <w:pPr>
-        <w:spacing w:line="360" w:lineRule="auto"/>
-        <w:rPr>
-          <w:sz w:val="24"/>
-        </w:rPr>
-      </w:pPr>
-      <w:r>
-        <w:rPr>
-          <w:sz w:val="24"/>
-        </w:rPr>
-        <w:t>[4] Bell D E, LaPadula L J. Secure computer systems: Mathematical foundations[R]. Technical Report ESD-TR-73-278 (Vols. I-III), MITRE Corporation, 1973.</w:t>
-      </w:r>
-    </w:p>
-    <w:p>
-      <w:pPr>
-        <w:spacing w:line="360" w:lineRule="auto"/>
-        <w:rPr>
-          <w:sz w:val="24"/>
-        </w:rPr>
-      </w:pPr>
-      <w:r>
-        <w:rPr>
-          <w:sz w:val="24"/>
-        </w:rPr>
-        <w:t>[5] Biba K J. Integrity considerations for secure computer systems[R]. Technical Report ESD-TR-76-372 / MTR-3153, MITRE Corporation, April 1977.</w:t>
-      </w:r>
-    </w:p>
-    <w:p>
-      <w:pPr>
-        <w:spacing w:line="360" w:lineRule="auto"/>
-        <w:rPr>
-          <w:sz w:val="24"/>
-        </w:rPr>
-      </w:pPr>
-      <w:r>
-        <w:rPr>
-          <w:sz w:val="24"/>
-        </w:rPr>
-        <w:t>[6] Steiner J G, Neuman B C, Schiller J I. Kerberos: An authentication service for open network systems[C]//Proceedings of the USENIX Winter Conference. Dallas, TX: USENIX Association, 1988: 191-202.</w:t>
-      </w:r>
-    </w:p>
-    <w:p>
-      <w:pPr>
-        <w:spacing w:line="360" w:lineRule="auto"/>
-        <w:rPr>
-          <w:sz w:val="24"/>
-        </w:rPr>
-      </w:pPr>
-      <w:r>
-        <w:rPr>
-          <w:sz w:val="24"/>
-        </w:rPr>
-        <w:t>[7] Kohl J T, Neuman B C. The Kerberos network authentication service (V5)[R]. RFC 1510, IETF, 1993.</w:t>
-      </w:r>
-    </w:p>
-    <w:p>
-      <w:pPr>
-        <w:spacing w:line="360" w:lineRule="auto"/>
-        <w:rPr>
-          <w:sz w:val="24"/>
-        </w:rPr>
-      </w:pPr>
-      <w:r>
-        <w:rPr>
-          <w:sz w:val="24"/>
-        </w:rPr>
-        <w:t>[8] Neuman C, Yu T, Hartman S, Raeburn K. The Kerberos Network Authentication Service (V5)[R]. RFC 4120, IETF, July 2005.</w:t>
-      </w:r>
-    </w:p>
-    <w:p>
-      <w:pPr>
-        <w:spacing w:line="360" w:lineRule="auto"/>
-        <w:rPr>
-          <w:sz w:val="24"/>
-        </w:rPr>
-      </w:pPr>
-      <w:r>
-        <w:rPr>
-          <w:sz w:val="24"/>
-        </w:rPr>
-        <w:t>[9] Sandhu R S, Coyne E J, Feinstein H L, Youman C E. Role-based access control models[J]. IEEE Computer, 1996, 29(2): 38-47.</w:t>
-      </w:r>
-    </w:p>
-    <w:p>
-      <w:pPr>
-        <w:spacing w:line="360" w:lineRule="auto"/>
-        <w:rPr>
-          <w:sz w:val="24"/>
-        </w:rPr>
-      </w:pPr>
-      <w:r>
-        <w:rPr>
-          <w:sz w:val="24"/>
-        </w:rPr>
-        <w:t>[10] Ferraiolo D F, Sandhu R, Gavrila S, Kuhn D R, Chandramouli R. Proposed NIST standard for role-based access control[J]. ACM Transactions on Information and System Security (TISSEC), 2001, 4(3): 224-274.</w:t>
-      </w:r>
-    </w:p>
-    <w:p>
-      <w:pPr>
-        <w:spacing w:line="360" w:lineRule="auto"/>
-        <w:rPr>
-          <w:sz w:val="24"/>
-        </w:rPr>
-      </w:pPr>
-      <w:r>
-        <w:rPr>
-          <w:sz w:val="24"/>
-        </w:rPr>
-        <w:t>[11] OASIS. Security Assertion Markup Language (SAML) V2.0 Technical Overview[S]. OASIS SSTC Working Draft sstc-saml-tech-overview-2.0-draft-08, March 2005.</w:t>
-      </w:r>
-    </w:p>
-    <w:p>
-      <w:pPr>
-        <w:spacing w:line="360" w:lineRule="auto"/>
-        <w:rPr>
-          <w:sz w:val="24"/>
-        </w:rPr>
-      </w:pPr>
-      <w:r>
-        <w:rPr>
-          <w:sz w:val="24"/>
-        </w:rPr>
-        <w:t>[12] Cantor S, Kemp J, Philpott R, Maler E, eds. Assertions and Protocols for the OASIS Security Assertion Markup Language (SAML) V2.0[S]. OASIS Standard saml-core-2.0-os, March 2005.</w:t>
-      </w:r>
-    </w:p>
-    <w:p>
-      <w:pPr>
-        <w:spacing w:line="360" w:lineRule="auto"/>
-        <w:rPr>
-          <w:sz w:val="24"/>
-        </w:rPr>
-      </w:pPr>
-      <w:r>
-        <w:rPr>
-          <w:sz w:val="24"/>
-        </w:rPr>
-        <w:t>[13] Liberty Alliance Project. Liberty Alliance Identity Federation Framework (ID-FF) 1.2[S]. Contributed to OASIS, November 2003.</w:t>
-      </w:r>
-    </w:p>
-    <w:p>
-      <w:pPr>
-        <w:spacing w:line="360" w:lineRule="auto"/>
-        <w:rPr>
-          <w:sz w:val="24"/>
-        </w:rPr>
-      </w:pPr>
-      <w:r>
-        <w:rPr>
-          <w:sz w:val="24"/>
-        </w:rPr>
-        <w:t>[14] Moses T, ed. eXtensible Access Control Markup Language (XACML) Version 2.0[S]. OASIS Standard, 2005.</w:t>
-      </w:r>
-    </w:p>
-    <w:p>
-      <w:pPr>
-        <w:spacing w:line="360" w:lineRule="auto"/>
-        <w:rPr>
-          <w:sz w:val="24"/>
-        </w:rPr>
-      </w:pPr>
-      <w:r>
-        <w:rPr>
-          <w:sz w:val="24"/>
-        </w:rPr>
-        <w:t>[15] Hu V C, Ferraiolo D, Kuhn R, Schnitzer A, Sandlin K, Miller R, Scarfone K. Guide to Attribute Based Access Control (ABAC) Definition and Considerations[S]. NIST Special Publication 800-162, National Institute of Standards and Technology, January 2014.</w:t>
-      </w:r>
-    </w:p>
-    <w:p>
-      <w:pPr>
-        <w:spacing w:line="360" w:lineRule="auto"/>
-        <w:rPr>
-          <w:sz w:val="24"/>
-        </w:rPr>
-      </w:pPr>
-      <w:r>
-        <w:rPr>
-          <w:sz w:val="24"/>
-        </w:rPr>
-        <w:t>[16] Hardt D. The OAuth 2.0 Authorization Framework[R]. RFC 6749, IETF, October 2012.</w:t>
-      </w:r>
-    </w:p>
-    <w:p>
-      <w:pPr>
-        <w:spacing w:line="360" w:lineRule="auto"/>
-        <w:rPr>
-          <w:sz w:val="24"/>
-        </w:rPr>
-      </w:pPr>
-      <w:r>
-        <w:rPr>
-          <w:sz w:val="24"/>
-        </w:rPr>
-        <w:t>[17] Jones M, Bradley J, Sakimura N. JSON Web Token (JWT)[R]. RFC 7519, IETF, May 2015.</w:t>
-      </w:r>
-    </w:p>
-    <w:p>
-      <w:pPr>
-        <w:spacing w:line="360" w:lineRule="auto"/>
-        <w:rPr>
-          <w:sz w:val="24"/>
-        </w:rPr>
-      </w:pPr>
-      <w:r>
-        <w:rPr>
-          <w:sz w:val="24"/>
-        </w:rPr>
-        <w:t>[18] Sakimura N, Bradley J, Jones M, de Medeiros B, Mortimore C. OpenID Connect Core 1.0 incorporating errata set 1[S]. The OpenID Foundation, November 2014.</w:t>
-      </w:r>
-    </w:p>
-    <w:p>
-      <w:pPr>
-        <w:spacing w:line="360" w:lineRule="auto"/>
-        <w:rPr>
-          <w:sz w:val="24"/>
-        </w:rPr>
-      </w:pPr>
-      <w:r>
-        <w:rPr>
-          <w:sz w:val="24"/>
-        </w:rPr>
-        <w:t>[19] Sakimura N, Bradley J, Agarwal N. Proof Key for Code Exchange by OAuth Public Clients[R]. RFC 7636, IETF, September 2015.</w:t>
-      </w:r>
-    </w:p>
-    <w:p>
-      <w:pPr>
-        <w:spacing w:line="360" w:lineRule="auto"/>
-        <w:rPr>
-          <w:sz w:val="24"/>
-        </w:rPr>
-      </w:pPr>
-      <w:r>
-        <w:rPr>
-          <w:sz w:val="24"/>
-        </w:rPr>
-        <w:t>[20] Fett D, Campbell B, Bradley J, Lodderstedt T, Jones M, Waite D. OAuth 2.0 Demonstrating Proof-of-Possession (DPoP)[R]. RFC 9449, IETF, September 2023.</w:t>
-      </w:r>
-    </w:p>
-    <w:p>
-      <w:pPr>
-        <w:spacing w:line="360" w:lineRule="auto"/>
-        <w:rPr>
-          <w:sz w:val="24"/>
-        </w:rPr>
-      </w:pPr>
-      <w:r>
-        <w:rPr>
-          <w:sz w:val="24"/>
-        </w:rPr>
-        <w:t>[21] Hardt D, Parecki A, Lodderstedt T. The OAuth 2.1 Authorization Framework[S]. IETF Internet-Draft draft-ietf-oauth-v2-1, 2024.</w:t>
-      </w:r>
-    </w:p>
-    <w:p>
-      <w:pPr>
-        <w:spacing w:line="360" w:lineRule="auto"/>
-        <w:rPr>
-          <w:sz w:val="24"/>
-        </w:rPr>
-      </w:pPr>
-      <w:r>
-        <w:rPr>
-          <w:sz w:val="24"/>
-        </w:rPr>
-        <w:t>[22] Rose S, Borchert O, Mitchell S, Connelly S. Zero Trust Architecture[S]. NIST Special Publication 800-207, National Institute of Standards and Technology, August 2020.</w:t>
-      </w:r>
-    </w:p>
-    <w:p>
-      <w:pPr>
-        <w:spacing w:line="360" w:lineRule="auto"/>
-        <w:rPr>
-          <w:sz w:val="24"/>
-        </w:rPr>
-      </w:pPr>
-      <w:r>
-        <w:rPr>
-          <w:sz w:val="24"/>
-        </w:rPr>
-        <w:t>[23] Xie Y, et al. Exploit Tool Invocation Prompt for Tool Behavior Hijacking in LLM-Based Agentic System. arXiv:2509.05755, 2025.</w:t>
-      </w:r>
-    </w:p>
-    <w:p>
-      <w:pPr>
-        <w:spacing w:line="360" w:lineRule="auto"/>
-        <w:rPr>
-          <w:sz w:val="24"/>
-        </w:rPr>
-      </w:pPr>
-      <w:r>
-        <w:rPr>
-          <w:sz w:val="24"/>
-        </w:rPr>
-        <w:t>[24] Zhang X, et al. MemMorph: Tool Hijacking in LLM Agents via Memory Poisoning. arXiv:2605.26154, 2026.</w:t>
-      </w:r>
-    </w:p>
-    <w:p>
-      <w:pPr>
-        <w:spacing w:line="360" w:lineRule="auto"/>
-        <w:rPr>
-          <w:sz w:val="24"/>
-        </w:rPr>
-      </w:pPr>
-      <w:r>
-        <w:rPr>
-          <w:sz w:val="24"/>
-        </w:rPr>
-        <w:t>[25] Visual Inception: Compromising Long-term Planning in Agentic Recommenders via Multimodal Memory Poisoning. arXiv:2604.16966, 2026.</w:t>
-      </w:r>
-    </w:p>
-    <w:p>
-      <w:pPr>
-        <w:spacing w:line="360" w:lineRule="auto"/>
-        <w:rPr>
-          <w:sz w:val="24"/>
-        </w:rPr>
-      </w:pPr>
-      <w:r>
-        <w:rPr>
-          <w:sz w:val="24"/>
-        </w:rPr>
-        <w:t>[26] The Misattribution Gap: When Memory Poisoning Looks Like Model Failure in Agentic AI Systems. arXiv:2605.22842, 2026.</w:t>
-      </w:r>
-    </w:p>
-    <w:p>
-      <w:pPr>
-        <w:spacing w:line="360" w:lineRule="auto"/>
-        <w:rPr>
-          <w:sz w:val="24"/>
-        </w:rPr>
-      </w:pPr>
-      <w:r>
-        <w:rPr>
-          <w:sz w:val="24"/>
-        </w:rPr>
-        <w:t>[27] Anthropic's Mythos Escaped Its Sandbox. Ship Safe CLI Blog / OWASP Agentic AI Top 10 Mapping, 2026.</w:t>
-      </w:r>
-    </w:p>
-    <w:p>
-      <w:pPr>
-        <w:spacing w:line="360" w:lineRule="auto"/>
-        <w:rPr>
-          <w:sz w:val="24"/>
-        </w:rPr>
-      </w:pPr>
-      <w:r>
-        <w:rPr>
-          <w:sz w:val="24"/>
-        </w:rPr>
-        <w:t>[28] 4C Framework: Core Layer Threats in Agentic AI. arXiv:2602.01942, 2026.</w:t>
-      </w:r>
-    </w:p>
-    <w:p>
-      <w:pPr>
-        <w:spacing w:line="360" w:lineRule="auto"/>
-        <w:rPr>
-          <w:sz w:val="24"/>
-        </w:rPr>
-      </w:pPr>
-      <w:r>
-        <w:rPr>
-          <w:sz w:val="24"/>
-        </w:rPr>
-        <w:t>[29] Stop Fixating on Prompts: Reasoning Hijacking and Constraint Tightening for Red-Teaming LLM Agents. arXiv:2604.05549, 2026.</w:t>
-      </w:r>
-    </w:p>
-    <w:p>
-      <w:pPr>
-        <w:spacing w:line="360" w:lineRule="auto"/>
-        <w:rPr>
-          <w:sz w:val="24"/>
-        </w:rPr>
-      </w:pPr>
-      <w:r>
-        <w:rPr>
-          <w:sz w:val="24"/>
-        </w:rPr>
-        <w:t>[30] Xie Y, et al. Exploit Tool Invocation Prompt for Tool Behavior Hijacking in LLM-Based Agentic System. arXiv:2509.05755, 2025.</w:t>
-      </w:r>
-    </w:p>
-    <w:p>
-      <w:pPr>
-        <w:spacing w:line="360" w:lineRule="auto"/>
-        <w:rPr>
-          <w:sz w:val="24"/>
-        </w:rPr>
-      </w:pPr>
-      <w:r>
-        <w:rPr>
-          <w:sz w:val="24"/>
-        </w:rPr>
-        <w:t>[31] Zhang X, et al. MemMorph: Tool Hijacking in LLM Agents via Memory Poisoning. arXiv:2605.26154, 2026.</w:t>
-      </w:r>
-    </w:p>
-    <w:p>
-      <w:pPr>
-        <w:spacing w:line="360" w:lineRule="auto"/>
-        <w:rPr>
-          <w:sz w:val="24"/>
-        </w:rPr>
-      </w:pPr>
-      <w:r>
-        <w:rPr>
-          <w:sz w:val="24"/>
-        </w:rPr>
-        <w:t>[32] Visual Inception: Compromising Long-term Planning in Agentic Recommenders via Multimodal Memory Poisoning. arXiv:2604.16966, 2026.</w:t>
-      </w:r>
-    </w:p>
-    <w:p>
-      <w:pPr>
-        <w:spacing w:line="360" w:lineRule="auto"/>
-        <w:rPr>
-          <w:sz w:val="24"/>
-        </w:rPr>
-      </w:pPr>
-      <w:r>
-        <w:rPr>
-          <w:sz w:val="24"/>
-        </w:rPr>
-        <w:t>[33] The Misattribution Gap: When Memory Poisoning Looks Like Model Failure in Agentic AI Systems. arXiv:2605.22842, 2026.</w:t>
-      </w:r>
-    </w:p>
-    <w:p>
-      <w:pPr>
-        <w:spacing w:line="360" w:lineRule="auto"/>
-        <w:rPr>
-          <w:sz w:val="24"/>
-        </w:rPr>
-      </w:pPr>
-      <w:r>
-        <w:rPr>
-          <w:sz w:val="24"/>
-        </w:rPr>
-        <w:t>[34] Anthropic's Mythos Escaped Its Sandbox. Ship Safe CLI Blog / OWASP Agentic AI Top 10 Mapping, 2026.</w:t>
-      </w:r>
-    </w:p>
-    <w:p>
-      <w:pPr>
-        <w:spacing w:line="360" w:lineRule="auto"/>
-        <w:rPr>
-          <w:sz w:val="24"/>
-        </w:rPr>
-      </w:pPr>
-      <w:r>
-        <w:rPr>
-          <w:sz w:val="24"/>
-        </w:rPr>
-        <w:t>[35] Stop Fixating on Prompts: Reasoning Hijacking and Constraint Tightening for Red-Teaming LLM Agents. arXiv:2604.05549, 2026.</w:t>
-      </w:r>
-    </w:p>
-    <w:p>
-      <w:pPr>
-        <w:spacing w:line="360" w:lineRule="auto"/>
-        <w:rPr>
-          <w:sz w:val="24"/>
-        </w:rPr>
-      </w:pPr>
-      <w:r>
-        <w:rPr>
-          <w:sz w:val="24"/>
-        </w:rPr>
-        <w:t>[36] Booth H, et al. Accelerating the adoption of software and AI agent identity and authorization[R]. NCCoE Concept Paper, National Institute of Standards and Technology, February 5, 2026.</w:t>
-      </w:r>
-    </w:p>
-    <w:p>
-      <w:pPr>
-        <w:spacing w:line="360" w:lineRule="auto"/>
-        <w:rPr>
-          <w:sz w:val="24"/>
-        </w:rPr>
-      </w:pPr>
-      <w:r>
-        <w:rPr>
-          <w:sz w:val="24"/>
-        </w:rPr>
-        <w:t>[37] 过度代理风险、权限漂移（Privilege Drift）与提示注入攻击相关学术论述。参见前期调研：Agent 被部署时赋予宽泛 IAM 角色且缺乏审查，导致权限漂移风险。</w:t>
-      </w:r>
-    </w:p>
-    <w:p>
-      <w:pPr>
-        <w:spacing w:line="360" w:lineRule="auto"/>
-        <w:rPr>
-          <w:sz w:val="24"/>
-        </w:rPr>
-      </w:pPr>
-      <w:r>
-        <w:rPr>
-          <w:sz w:val="24"/>
-        </w:rPr>
-        <w:t>[38] 用户前期调研：OAuth 协议在人类用户授权场景中的局限性，以及智能体跨用户资源访问的授权需求。</w:t>
-      </w:r>
-    </w:p>
-    <w:p>
-      <w:pPr>
-        <w:spacing w:line="360" w:lineRule="auto"/>
-        <w:rPr>
-          <w:sz w:val="24"/>
-        </w:rPr>
-      </w:pPr>
-      <w:r>
-        <w:rPr>
-          <w:sz w:val="24"/>
-        </w:rPr>
-        <w:t>[39] NIST. AI Agent Standardization Initiative, 2026 年 2 月启动。涵盖认证、授权、审计、不可否认性与提示注入缓解。</w:t>
-      </w:r>
-    </w:p>
-    <w:p>
-      <w:pPr>
-        <w:spacing w:line="360" w:lineRule="auto"/>
-        <w:rPr>
-          <w:sz w:val="24"/>
-        </w:rPr>
-      </w:pPr>
-      <w:r>
-        <w:rPr>
-          <w:rFonts w:hint="eastAsia"/>
-          <w:sz w:val="24"/>
-        </w:rPr>
-        <w:t>[40] OAuth Is Not Enough: Authorization Challenges for Autonomous AI Agents</w:t>
-      </w:r>
-    </w:p>
-    <w:p>
-      <w:pPr>
-        <w:spacing w:line="360" w:lineRule="auto"/>
-        <w:rPr>
-          <w:sz w:val="24"/>
-        </w:rPr>
-      </w:pPr>
-      <w:r>
-        <w:rPr>
-          <w:rFonts w:hint="eastAsia"/>
-          <w:sz w:val="24"/>
-        </w:rPr>
-        <w:t>[41] Authenticated Delegation and Authorized AI Agents</w:t>
-      </w:r>
-    </w:p>
-    <w:p>
-      <w:pPr>
-        <w:spacing w:line="360" w:lineRule="auto"/>
-        <w:rPr>
-          <w:sz w:val="24"/>
-        </w:rPr>
-      </w:pPr>
-      <w:r>
-        <w:rPr>
-          <w:rFonts w:hint="eastAsia"/>
-          <w:sz w:val="24"/>
-        </w:rPr>
-        <w:t xml:space="preserve">[42] </w:t>
-      </w:r>
-      <w:r>
-        <w:rPr>
-          <w:sz w:val="24"/>
-        </w:rPr>
-        <w:t>PAuth – Precise Task-Scoped Authorization For Agents</w:t>
-      </w:r>
-    </w:p>
-    <w:p>
-      <w:pPr>
-        <w:spacing w:line="360" w:lineRule="auto"/>
-        <w:rPr>
-          <w:sz w:val="24"/>
-        </w:rPr>
-      </w:pPr>
-      <w:r>
-        <w:rPr>
-          <w:rFonts w:hint="eastAsia"/>
-          <w:sz w:val="24"/>
-        </w:rPr>
-        <w:t>[43] Before the Tool Call: Deterministic Pre-Action Authorization for Autonomous AI Agents</w:t>
-      </w:r>
-    </w:p>
-    <w:p>
-      <w:pPr>
-        <w:spacing w:line="360" w:lineRule="auto"/>
-        <w:rPr>
-          <w:sz w:val="24"/>
-        </w:rPr>
-      </w:pPr>
-      <w:r>
-        <w:rPr>
-          <w:rFonts w:hint="eastAsia"/>
-          <w:sz w:val="24"/>
-        </w:rPr>
-        <w:t>[44] Uncertainty-Aware, Risk-Adaptive Access Control for Agentic Systems using an LLM-Judged TBAC Model</w:t>
-      </w:r>
-    </w:p>
-    <w:p>
-      <w:pPr>
-        <w:spacing w:line="360" w:lineRule="auto"/>
-        <w:rPr>
-          <w:sz w:val="24"/>
-        </w:rPr>
-      </w:pPr>
-      <w:r>
-        <w:rPr>
-          <w:rFonts w:hint="eastAsia"/>
-          <w:sz w:val="24"/>
-        </w:rPr>
-        <w:t>[45] AIP: Agent Identity Protocol for Verifiable Delegation Across MCP and A2A</w:t>
-      </w:r>
-    </w:p>
-    <w:p>
-      <w:pPr>
-        <w:spacing w:line="360" w:lineRule="auto"/>
-        <w:rPr>
-          <w:sz w:val="24"/>
-        </w:rPr>
-      </w:pPr>
-      <w:r>
-        <w:rPr>
-          <w:rFonts w:hint="eastAsia"/>
-          <w:sz w:val="24"/>
-        </w:rPr>
-        <w:t xml:space="preserve">[46] </w:t>
-      </w:r>
-      <w:r>
-        <w:rPr>
-          <w:sz w:val="24"/>
-        </w:rPr>
-        <w:t>Authorization Propagation in Multi-Agent AI Systems: Identity Governance as Infrastructure</w:t>
+        <w:numPr>
+          <w:ilvl w:val="0"/>
+          <w:numId w:val="2"/>
+        </w:numPr>
+        <w:spacing w:line="360" w:lineRule="auto"/>
+        <w:ind w:left="0" w:leftChars="0" w:firstLine="0" w:firstLineChars="0"/>
+        <w:rPr>
+          <w:rFonts w:hint="default" w:eastAsiaTheme="minorEastAsia"/>
+          <w:sz w:val="24"/>
+          <w:lang w:val="en-US" w:eastAsia="zh-CN"/>
+        </w:rPr>
+      </w:pPr>
+      <w:r>
+        <w:rPr>
+          <w:rFonts w:hint="eastAsia"/>
+          <w:sz w:val="24"/>
+          <w:lang w:val="en-US" w:eastAsia="zh-CN"/>
+        </w:rPr>
+        <w:t>基于新型授权需求的智能体授</w:t>
+      </w:r>
+      <w:bookmarkStart w:id="0" w:name="_GoBack"/>
+      <w:bookmarkEnd w:id="0"/>
+      <w:r>
+        <w:rPr>
+          <w:rFonts w:hint="eastAsia"/>
+          <w:sz w:val="24"/>
+          <w:lang w:val="en-US" w:eastAsia="zh-CN"/>
+        </w:rPr>
+        <w:t>权协议应用实现</w:t>
+      </w:r>
+    </w:p>
+    <w:p>
+      <w:pPr>
+        <w:numPr>
+          <w:numId w:val="0"/>
+        </w:numPr>
+        <w:spacing w:line="360" w:lineRule="auto"/>
+        <w:ind w:leftChars="0" w:firstLine="420" w:firstLineChars="0"/>
+        <w:rPr>
+          <w:rFonts w:hint="eastAsia"/>
+          <w:sz w:val="24"/>
+          <w:lang w:val="en-US" w:eastAsia="zh-CN"/>
+        </w:rPr>
+      </w:pPr>
+      <w:r>
+        <w:rPr>
+          <w:rFonts w:hint="eastAsia"/>
+          <w:sz w:val="24"/>
+          <w:lang w:val="en-US" w:eastAsia="zh-CN"/>
+        </w:rPr>
+        <w:t>搭建多个典型授权场景的智能体，实现1、2中授权协议，基于AgentDojo基准测试集测试其安全性，测试协议开销，并与传统授权协议开销对比。</w:t>
+      </w:r>
+    </w:p>
+    <w:p>
+      <w:pPr>
+        <w:numPr>
+          <w:numId w:val="0"/>
+        </w:numPr>
+        <w:spacing w:line="360" w:lineRule="auto"/>
+        <w:ind w:leftChars="0" w:firstLine="420" w:firstLineChars="0"/>
+        <w:rPr>
+          <w:rFonts w:hint="eastAsia"/>
+          <w:sz w:val="24"/>
+          <w:lang w:val="en-US" w:eastAsia="zh-CN"/>
+        </w:rPr>
+      </w:pPr>
+    </w:p>
+    <w:p>
+      <w:pPr>
+        <w:numPr>
+          <w:numId w:val="0"/>
+        </w:numPr>
+        <w:spacing w:line="360" w:lineRule="auto"/>
+        <w:rPr>
+          <w:rFonts w:hint="eastAsia"/>
+          <w:b/>
+          <w:bCs/>
+          <w:sz w:val="24"/>
+          <w:lang w:val="en-US" w:eastAsia="zh-CN"/>
+        </w:rPr>
+      </w:pPr>
+      <w:r>
+        <w:rPr>
+          <w:rFonts w:hint="eastAsia"/>
+          <w:b/>
+          <w:bCs/>
+          <w:sz w:val="24"/>
+          <w:lang w:val="en-US" w:eastAsia="zh-CN"/>
+        </w:rPr>
+        <w:t>预期目标</w:t>
       </w:r>
     </w:p>
     <w:p>
@@ -2349,6 +1855,1134 @@
         <w:numPr>
           <w:ilvl w:val="0"/>
           <w:numId w:val="3"/>
+        </w:numPr>
+        <w:spacing w:line="360" w:lineRule="auto"/>
+        <w:ind w:firstLine="480" w:firstLineChars="200"/>
+        <w:rPr>
+          <w:rFonts w:hint="default"/>
+          <w:sz w:val="24"/>
+          <w:lang w:val="en-US" w:eastAsia="zh-CN"/>
+        </w:rPr>
+      </w:pPr>
+      <w:r>
+        <w:rPr>
+          <w:rFonts w:hint="eastAsia"/>
+          <w:sz w:val="24"/>
+          <w:lang w:val="en-US" w:eastAsia="zh-CN"/>
+        </w:rPr>
+        <w:t>结合OAuth授权协议设计思想，针对精确授权的新型需求场景，设计明确操作授权参数、绑定授权参数以及参数可验证的精确授权协议。</w:t>
+      </w:r>
+    </w:p>
+    <w:p>
+      <w:pPr>
+        <w:numPr>
+          <w:ilvl w:val="0"/>
+          <w:numId w:val="3"/>
+        </w:numPr>
+        <w:spacing w:line="360" w:lineRule="auto"/>
+        <w:ind w:left="0" w:leftChars="0" w:firstLine="480" w:firstLineChars="200"/>
+        <w:rPr>
+          <w:rFonts w:hint="default"/>
+          <w:color w:val="FF0000"/>
+          <w:sz w:val="24"/>
+          <w:lang w:val="en-US" w:eastAsia="zh-CN"/>
+        </w:rPr>
+      </w:pPr>
+      <w:r>
+        <w:rPr>
+          <w:rFonts w:hint="eastAsia"/>
+          <w:color w:val="FF0000"/>
+          <w:sz w:val="24"/>
+          <w:lang w:val="en-US" w:eastAsia="zh-CN"/>
+        </w:rPr>
+        <w:t>在多任务顺序授权场景下，设计保证传统授权功能的</w:t>
+      </w:r>
+    </w:p>
+    <w:p>
+      <w:pPr>
+        <w:numPr>
+          <w:ilvl w:val="0"/>
+          <w:numId w:val="3"/>
+        </w:numPr>
+        <w:spacing w:line="360" w:lineRule="auto"/>
+        <w:ind w:left="0" w:leftChars="0" w:firstLine="480" w:firstLineChars="200"/>
+        <w:rPr>
+          <w:rFonts w:hint="default"/>
+          <w:sz w:val="24"/>
+          <w:lang w:val="en-US" w:eastAsia="zh-CN"/>
+        </w:rPr>
+      </w:pPr>
+      <w:r>
+        <w:rPr>
+          <w:rFonts w:hint="eastAsia"/>
+          <w:sz w:val="24"/>
+          <w:lang w:val="en-US" w:eastAsia="zh-CN"/>
+        </w:rPr>
+        <w:t>完成上述授权协议的实现，基于LangGraph、AutoGen等智能体开源框架，搭建智能体，分别集成OAuth、其他典型工作例如PAuth等授权协议以及上述授权协议后，完成协议开销测试后对比，分析测试结果。最后基于AgentDojo测试协议安全性。</w:t>
+      </w:r>
+    </w:p>
+    <w:p>
+      <w:pPr>
+        <w:rPr>
+          <w:rFonts w:hint="eastAsia"/>
+          <w:sz w:val="24"/>
+          <w:lang w:val="en-US" w:eastAsia="zh-CN"/>
+        </w:rPr>
+      </w:pPr>
+      <w:r>
+        <w:rPr>
+          <w:rFonts w:hint="eastAsia"/>
+          <w:sz w:val="24"/>
+          <w:lang w:val="en-US" w:eastAsia="zh-CN"/>
+        </w:rPr>
+        <w:br w:type="page"/>
+      </w:r>
+    </w:p>
+    <w:p>
+      <w:pPr>
+        <w:keepNext w:val="0"/>
+        <w:keepLines w:val="0"/>
+        <w:widowControl/>
+        <w:suppressLineNumbers w:val="0"/>
+        <w:jc w:val="center"/>
+        <w:rPr>
+          <w:b/>
+          <w:bCs/>
+          <w:sz w:val="24"/>
+          <w:szCs w:val="24"/>
+        </w:rPr>
+      </w:pPr>
+      <w:r>
+        <w:rPr>
+          <w:rFonts w:hint="eastAsia" w:asciiTheme="majorEastAsia" w:hAnsiTheme="majorEastAsia" w:eastAsiaTheme="majorEastAsia" w:cstheme="majorEastAsia"/>
+          <w:b/>
+          <w:bCs/>
+          <w:color w:val="000000"/>
+          <w:kern w:val="0"/>
+          <w:sz w:val="24"/>
+          <w:szCs w:val="24"/>
+          <w:lang w:val="en-US" w:eastAsia="zh-CN" w:bidi="ar"/>
+        </w:rPr>
+        <w:t>拟采用的研究方法、技术路线、实验方案及其可行性分析</w:t>
+      </w:r>
+    </w:p>
+    <w:p>
+      <w:pPr>
+        <w:numPr>
+          <w:numId w:val="0"/>
+        </w:numPr>
+        <w:spacing w:line="360" w:lineRule="auto"/>
+        <w:rPr>
+          <w:rFonts w:hint="eastAsia"/>
+          <w:sz w:val="24"/>
+          <w:lang w:val="en-US" w:eastAsia="zh-CN"/>
+        </w:rPr>
+      </w:pPr>
+      <w:r>
+        <w:rPr>
+          <w:rFonts w:hint="eastAsia"/>
+          <w:sz w:val="24"/>
+          <w:lang w:val="en-US" w:eastAsia="zh-CN"/>
+        </w:rPr>
+        <w:t>研究方法</w:t>
+      </w:r>
+    </w:p>
+    <w:p>
+      <w:pPr>
+        <w:numPr>
+          <w:numId w:val="0"/>
+        </w:numPr>
+        <w:spacing w:line="360" w:lineRule="auto"/>
+        <w:rPr>
+          <w:rFonts w:hint="eastAsia"/>
+          <w:sz w:val="24"/>
+          <w:lang w:val="en-US" w:eastAsia="zh-CN"/>
+        </w:rPr>
+      </w:pPr>
+      <w:r>
+        <w:rPr>
+          <w:rFonts w:hint="eastAsia"/>
+          <w:sz w:val="24"/>
+          <w:lang w:val="en-US" w:eastAsia="zh-CN"/>
+        </w:rPr>
+        <w:t>理论方法：</w:t>
+      </w:r>
+    </w:p>
+    <w:p>
+      <w:pPr>
+        <w:numPr>
+          <w:numId w:val="0"/>
+        </w:numPr>
+        <w:spacing w:line="360" w:lineRule="auto"/>
+        <w:rPr>
+          <w:rFonts w:hint="eastAsia"/>
+          <w:sz w:val="24"/>
+          <w:lang w:val="en-US" w:eastAsia="zh-CN"/>
+        </w:rPr>
+      </w:pPr>
+    </w:p>
+    <w:p>
+      <w:pPr>
+        <w:numPr>
+          <w:numId w:val="0"/>
+        </w:numPr>
+        <w:spacing w:line="360" w:lineRule="auto"/>
+        <w:rPr>
+          <w:rFonts w:hint="default"/>
+          <w:sz w:val="24"/>
+          <w:lang w:val="en-US" w:eastAsia="zh-CN"/>
+        </w:rPr>
+      </w:pPr>
+    </w:p>
+    <w:p>
+      <w:pPr>
+        <w:numPr>
+          <w:numId w:val="0"/>
+        </w:numPr>
+        <w:spacing w:line="360" w:lineRule="auto"/>
+        <w:rPr>
+          <w:rFonts w:hint="default"/>
+          <w:sz w:val="24"/>
+          <w:lang w:val="en-US" w:eastAsia="zh-CN"/>
+        </w:rPr>
+      </w:pPr>
+    </w:p>
+    <w:p>
+      <w:pPr>
+        <w:keepNext w:val="0"/>
+        <w:keepLines w:val="0"/>
+        <w:widowControl/>
+        <w:suppressLineNumbers w:val="0"/>
+        <w:jc w:val="center"/>
+      </w:pPr>
+      <w:r>
+        <w:rPr>
+          <w:rFonts w:hint="eastAsia" w:asciiTheme="majorEastAsia" w:hAnsiTheme="majorEastAsia" w:eastAsiaTheme="majorEastAsia" w:cstheme="majorEastAsia"/>
+          <w:b/>
+          <w:bCs/>
+          <w:color w:val="000000"/>
+          <w:kern w:val="0"/>
+          <w:sz w:val="24"/>
+          <w:szCs w:val="24"/>
+          <w:lang w:val="en-US" w:eastAsia="zh-CN" w:bidi="ar"/>
+        </w:rPr>
+        <w:t>已有科研基础与所需的科研条件</w:t>
+      </w:r>
+    </w:p>
+    <w:p>
+      <w:pPr>
+        <w:keepNext w:val="0"/>
+        <w:keepLines w:val="0"/>
+        <w:widowControl/>
+        <w:numPr>
+          <w:ilvl w:val="0"/>
+          <w:numId w:val="4"/>
+        </w:numPr>
+        <w:suppressLineNumbers w:val="0"/>
+        <w:jc w:val="left"/>
+        <w:rPr>
+          <w:rFonts w:hint="default" w:ascii="FandolSong-Regular-Identity-H" w:hAnsi="FandolSong-Regular-Identity-H" w:eastAsia="FandolSong-Regular-Identity-H" w:cs="FandolSong-Regular-Identity-H"/>
+          <w:color w:val="000000"/>
+          <w:kern w:val="0"/>
+          <w:sz w:val="24"/>
+          <w:szCs w:val="24"/>
+          <w:lang w:val="en-US" w:eastAsia="zh-CN" w:bidi="ar"/>
+        </w:rPr>
+      </w:pPr>
+      <w:r>
+        <w:rPr>
+          <w:rFonts w:hint="eastAsia" w:ascii="FandolSong-Regular-Identity-H" w:hAnsi="FandolSong-Regular-Identity-H" w:eastAsia="FandolSong-Regular-Identity-H" w:cs="FandolSong-Regular-Identity-H"/>
+          <w:color w:val="000000"/>
+          <w:kern w:val="0"/>
+          <w:sz w:val="24"/>
+          <w:szCs w:val="24"/>
+          <w:lang w:val="en-US" w:eastAsia="zh-CN" w:bidi="ar"/>
+        </w:rPr>
+        <w:t>科研基础</w:t>
+      </w:r>
+    </w:p>
+    <w:p>
+      <w:pPr>
+        <w:keepNext w:val="0"/>
+        <w:keepLines w:val="0"/>
+        <w:widowControl/>
+        <w:suppressLineNumbers w:val="0"/>
+        <w:ind w:firstLine="420" w:firstLineChars="0"/>
+        <w:jc w:val="left"/>
+        <w:rPr>
+          <w:rFonts w:hint="eastAsia" w:ascii="FandolSong-Regular-Identity-H" w:hAnsi="FandolSong-Regular-Identity-H" w:eastAsia="FandolSong-Regular-Identity-H" w:cs="FandolSong-Regular-Identity-H"/>
+          <w:color w:val="000000"/>
+          <w:kern w:val="0"/>
+          <w:sz w:val="24"/>
+          <w:szCs w:val="24"/>
+          <w:lang w:val="en-US" w:eastAsia="zh-CN" w:bidi="ar"/>
+        </w:rPr>
+      </w:pPr>
+      <w:r>
+        <w:rPr>
+          <w:rFonts w:ascii="FandolSong-Regular-Identity-H" w:hAnsi="FandolSong-Regular-Identity-H" w:eastAsia="FandolSong-Regular-Identity-H" w:cs="FandolSong-Regular-Identity-H"/>
+          <w:color w:val="000000"/>
+          <w:kern w:val="0"/>
+          <w:sz w:val="24"/>
+          <w:szCs w:val="24"/>
+          <w:lang w:val="en-US" w:eastAsia="zh-CN" w:bidi="ar"/>
+        </w:rPr>
+        <w:t>参加</w:t>
+      </w:r>
+      <w:r>
+        <w:rPr>
+          <w:rFonts w:hint="eastAsia" w:ascii="FandolSong-Regular-Identity-H" w:hAnsi="FandolSong-Regular-Identity-H" w:eastAsia="FandolSong-Regular-Identity-H" w:cs="FandolSong-Regular-Identity-H"/>
+          <w:color w:val="000000"/>
+          <w:kern w:val="0"/>
+          <w:sz w:val="24"/>
+          <w:szCs w:val="24"/>
+          <w:lang w:val="en-US" w:eastAsia="zh-CN" w:bidi="ar"/>
+        </w:rPr>
+        <w:t>密码协议</w:t>
+      </w:r>
+      <w:r>
+        <w:rPr>
+          <w:rFonts w:ascii="FandolSong-Regular-Identity-H" w:hAnsi="FandolSong-Regular-Identity-H" w:eastAsia="FandolSong-Regular-Identity-H" w:cs="FandolSong-Regular-Identity-H"/>
+          <w:color w:val="000000"/>
+          <w:kern w:val="0"/>
+          <w:sz w:val="24"/>
+          <w:szCs w:val="24"/>
+          <w:lang w:val="en-US" w:eastAsia="zh-CN" w:bidi="ar"/>
+        </w:rPr>
+        <w:t>相关课程，学习密码学基础理论</w:t>
+      </w:r>
+      <w:r>
+        <w:rPr>
+          <w:rFonts w:hint="eastAsia" w:ascii="FandolSong-Regular-Identity-H" w:hAnsi="FandolSong-Regular-Identity-H" w:eastAsia="FandolSong-Regular-Identity-H" w:cs="FandolSong-Regular-Identity-H"/>
+          <w:color w:val="000000"/>
+          <w:kern w:val="0"/>
+          <w:sz w:val="24"/>
+          <w:szCs w:val="24"/>
+          <w:lang w:val="en-US" w:eastAsia="zh-CN" w:bidi="ar"/>
+        </w:rPr>
+        <w:t>。</w:t>
+      </w:r>
+    </w:p>
+    <w:p>
+      <w:pPr>
+        <w:keepNext w:val="0"/>
+        <w:keepLines w:val="0"/>
+        <w:widowControl/>
+        <w:suppressLineNumbers w:val="0"/>
+        <w:ind w:firstLine="420" w:firstLineChars="0"/>
+        <w:jc w:val="left"/>
+        <w:rPr>
+          <w:rFonts w:hint="default" w:ascii="FandolSong-Regular-Identity-H" w:hAnsi="FandolSong-Regular-Identity-H" w:eastAsia="FandolSong-Regular-Identity-H" w:cs="FandolSong-Regular-Identity-H"/>
+          <w:color w:val="000000"/>
+          <w:kern w:val="0"/>
+          <w:sz w:val="24"/>
+          <w:szCs w:val="24"/>
+          <w:lang w:val="en-US" w:eastAsia="zh-CN" w:bidi="ar"/>
+        </w:rPr>
+      </w:pPr>
+      <w:r>
+        <w:rPr>
+          <w:rFonts w:hint="eastAsia" w:ascii="FandolSong-Regular-Identity-H" w:hAnsi="FandolSong-Regular-Identity-H" w:eastAsia="FandolSong-Regular-Identity-H" w:cs="FandolSong-Regular-Identity-H"/>
+          <w:color w:val="000000"/>
+          <w:kern w:val="0"/>
+          <w:sz w:val="24"/>
+          <w:szCs w:val="24"/>
+          <w:lang w:val="en-US" w:eastAsia="zh-CN" w:bidi="ar"/>
+        </w:rPr>
+        <w:t>研读授权协议相关论文，了解传统授权协议设计思路。</w:t>
+      </w:r>
+    </w:p>
+    <w:p>
+      <w:pPr>
+        <w:keepNext w:val="0"/>
+        <w:keepLines w:val="0"/>
+        <w:widowControl/>
+        <w:suppressLineNumbers w:val="0"/>
+        <w:ind w:firstLine="420" w:firstLineChars="0"/>
+        <w:jc w:val="left"/>
+        <w:rPr>
+          <w:rFonts w:hint="default"/>
+          <w:lang w:val="en-US"/>
+        </w:rPr>
+      </w:pPr>
+      <w:r>
+        <w:rPr>
+          <w:rFonts w:hint="eastAsia" w:ascii="FandolSong-Regular-Identity-H" w:hAnsi="FandolSong-Regular-Identity-H" w:eastAsia="FandolSong-Regular-Identity-H" w:cs="FandolSong-Regular-Identity-H"/>
+          <w:color w:val="000000"/>
+          <w:kern w:val="0"/>
+          <w:sz w:val="24"/>
+          <w:szCs w:val="24"/>
+          <w:lang w:val="en-US" w:eastAsia="zh-CN" w:bidi="ar"/>
+        </w:rPr>
+        <w:t>调研智能体领域中授权框架采用情况，研读智能体授权领域工作，理解该领域下的授权需求。</w:t>
+      </w:r>
+    </w:p>
+    <w:p>
+      <w:pPr>
+        <w:numPr>
+          <w:numId w:val="0"/>
+        </w:numPr>
+        <w:spacing w:line="360" w:lineRule="auto"/>
+        <w:rPr>
+          <w:rFonts w:hint="default"/>
+          <w:sz w:val="24"/>
+          <w:lang w:val="en-US" w:eastAsia="zh-CN"/>
+        </w:rPr>
+      </w:pPr>
+    </w:p>
+    <w:p>
+      <w:pPr>
+        <w:numPr>
+          <w:numId w:val="0"/>
+        </w:numPr>
+        <w:spacing w:line="360" w:lineRule="auto"/>
+        <w:jc w:val="center"/>
+        <w:rPr>
+          <w:rFonts w:hint="eastAsia"/>
+          <w:sz w:val="24"/>
+          <w:lang w:val="en-US" w:eastAsia="zh-CN"/>
+        </w:rPr>
+      </w:pPr>
+      <w:r>
+        <w:rPr>
+          <w:rFonts w:hint="eastAsia"/>
+          <w:b/>
+          <w:bCs/>
+          <w:sz w:val="24"/>
+          <w:lang w:val="en-US" w:eastAsia="zh-CN"/>
+        </w:rPr>
+        <w:t>研究工作计划与进度安排</w:t>
+      </w:r>
+    </w:p>
+    <w:p>
+      <w:pPr>
+        <w:numPr>
+          <w:numId w:val="0"/>
+        </w:numPr>
+        <w:spacing w:line="360" w:lineRule="auto"/>
+        <w:rPr>
+          <w:rFonts w:hint="default"/>
+          <w:sz w:val="24"/>
+          <w:lang w:val="en-US" w:eastAsia="zh-CN"/>
+        </w:rPr>
+      </w:pPr>
+    </w:p>
+    <w:p>
+      <w:pPr>
+        <w:numPr>
+          <w:numId w:val="0"/>
+        </w:numPr>
+        <w:spacing w:line="360" w:lineRule="auto"/>
+        <w:rPr>
+          <w:rFonts w:hint="default"/>
+          <w:sz w:val="24"/>
+          <w:lang w:val="en-US" w:eastAsia="zh-CN"/>
+        </w:rPr>
+      </w:pPr>
+    </w:p>
+    <w:p>
+      <w:pPr>
+        <w:numPr>
+          <w:numId w:val="0"/>
+        </w:numPr>
+        <w:spacing w:line="360" w:lineRule="auto"/>
+        <w:rPr>
+          <w:rFonts w:hint="default"/>
+          <w:sz w:val="24"/>
+          <w:lang w:val="en-US" w:eastAsia="zh-CN"/>
+        </w:rPr>
+      </w:pPr>
+    </w:p>
+    <w:p>
+      <w:pPr>
+        <w:spacing w:line="360" w:lineRule="auto"/>
+        <w:rPr>
+          <w:sz w:val="24"/>
+        </w:rPr>
+      </w:pPr>
+      <w:r>
+        <w:rPr>
+          <w:rFonts w:hint="eastAsia"/>
+          <w:sz w:val="24"/>
+        </w:rPr>
+        <w:br w:type="page"/>
+      </w:r>
+    </w:p>
+    <w:p>
+      <w:pPr>
+        <w:spacing w:line="360" w:lineRule="auto"/>
+        <w:rPr>
+          <w:sz w:val="24"/>
+        </w:rPr>
+      </w:pPr>
+      <w:r>
+        <w:rPr>
+          <w:rFonts w:hint="eastAsia"/>
+          <w:sz w:val="24"/>
+        </w:rPr>
+        <w:t xml:space="preserve">[1] </w:t>
+      </w:r>
+      <w:r>
+        <w:rPr>
+          <w:sz w:val="24"/>
+        </w:rPr>
+        <w:t>Daley R C, Neumann P G. A general-purpose file system for secondary storage[C]//Proceedings of the Fall Joint Computer Conference (AFIPS FJCC), Vol. 27, Pt. 1. Spartan Books, 1965: 213-229.</w:t>
+      </w:r>
+    </w:p>
+    <w:p>
+      <w:pPr>
+        <w:spacing w:line="360" w:lineRule="auto"/>
+        <w:rPr>
+          <w:sz w:val="24"/>
+        </w:rPr>
+      </w:pPr>
+      <w:r>
+        <w:rPr>
+          <w:sz w:val="24"/>
+        </w:rPr>
+        <w:t>[2] Dennis J B, Van Horn E C. Programming semantics for multiprogrammed computations[J]. Communications of the ACM, 1966, 9(3): 143-155.</w:t>
+      </w:r>
+    </w:p>
+    <w:p>
+      <w:pPr>
+        <w:spacing w:line="360" w:lineRule="auto"/>
+        <w:rPr>
+          <w:sz w:val="24"/>
+        </w:rPr>
+      </w:pPr>
+      <w:r>
+        <w:rPr>
+          <w:sz w:val="24"/>
+        </w:rPr>
+        <w:t>[3] Lampson B W. Protection[J]. ACM Operating Systems Review, 1974, 8(1): 18-24. (Also presented at Proc. 5th Princeton Symposium on Information Science and Systems, 1971.)</w:t>
+      </w:r>
+    </w:p>
+    <w:p>
+      <w:pPr>
+        <w:spacing w:line="360" w:lineRule="auto"/>
+        <w:rPr>
+          <w:sz w:val="24"/>
+        </w:rPr>
+      </w:pPr>
+      <w:r>
+        <w:rPr>
+          <w:sz w:val="24"/>
+        </w:rPr>
+        <w:t>[4] Bell D E, LaPadula L J. Secure computer systems: Mathematical foundations[R]. Technical Report ESD-TR-73-278 (Vols. I-III), MITRE Corporation, 1973.</w:t>
+      </w:r>
+    </w:p>
+    <w:p>
+      <w:pPr>
+        <w:spacing w:line="360" w:lineRule="auto"/>
+        <w:rPr>
+          <w:sz w:val="24"/>
+        </w:rPr>
+      </w:pPr>
+      <w:r>
+        <w:rPr>
+          <w:sz w:val="24"/>
+        </w:rPr>
+        <w:t>[5] Biba K J. Integrity considerations for secure computer systems[R]. Technical Report ESD-TR-76-372 / MTR-3153, MITRE Corporation, April 1977.</w:t>
+      </w:r>
+    </w:p>
+    <w:p>
+      <w:pPr>
+        <w:spacing w:line="360" w:lineRule="auto"/>
+        <w:rPr>
+          <w:sz w:val="24"/>
+        </w:rPr>
+      </w:pPr>
+      <w:r>
+        <w:rPr>
+          <w:sz w:val="24"/>
+        </w:rPr>
+        <w:t>[6] Steiner J G, Neuman B C, Schiller J I. Kerberos: An authentication service for open network systems[C]//Proceedings of the USENIX Winter Conference. Dallas, TX: USENIX Association, 1988: 191-202.</w:t>
+      </w:r>
+    </w:p>
+    <w:p>
+      <w:pPr>
+        <w:spacing w:line="360" w:lineRule="auto"/>
+        <w:rPr>
+          <w:sz w:val="24"/>
+        </w:rPr>
+      </w:pPr>
+      <w:r>
+        <w:rPr>
+          <w:sz w:val="24"/>
+        </w:rPr>
+        <w:t>[7] Kohl J T, Neuman B C. The Kerberos network authentication service (V5)[R]. RFC 1510, IETF, 1993.</w:t>
+      </w:r>
+    </w:p>
+    <w:p>
+      <w:pPr>
+        <w:spacing w:line="360" w:lineRule="auto"/>
+        <w:rPr>
+          <w:sz w:val="24"/>
+        </w:rPr>
+      </w:pPr>
+      <w:r>
+        <w:rPr>
+          <w:sz w:val="24"/>
+        </w:rPr>
+        <w:t>[8] Neuman C, Yu T, Hartman S, Raeburn K. The Kerberos Network Authentication Service (V5)[R]. RFC 4120, IETF, July 2005.</w:t>
+      </w:r>
+    </w:p>
+    <w:p>
+      <w:pPr>
+        <w:spacing w:line="360" w:lineRule="auto"/>
+        <w:rPr>
+          <w:sz w:val="24"/>
+        </w:rPr>
+      </w:pPr>
+      <w:r>
+        <w:rPr>
+          <w:sz w:val="24"/>
+        </w:rPr>
+        <w:t>[9] Sandhu R S, Coyne E J, Feinstein H L, Youman C E. Role-based access control models[J]. IEEE Computer, 1996, 29(2): 38-47.</w:t>
+      </w:r>
+    </w:p>
+    <w:p>
+      <w:pPr>
+        <w:spacing w:line="360" w:lineRule="auto"/>
+        <w:rPr>
+          <w:sz w:val="24"/>
+        </w:rPr>
+      </w:pPr>
+      <w:r>
+        <w:rPr>
+          <w:sz w:val="24"/>
+        </w:rPr>
+        <w:t>[10] Ferraiolo D F, Sandhu R, Gavrila S, Kuhn D R, Chandramouli R. Proposed NIST standard for role-based access control[J]. ACM Transactions on Information and System Security (TISSEC), 2001, 4(3): 224-274.</w:t>
+      </w:r>
+    </w:p>
+    <w:p>
+      <w:pPr>
+        <w:spacing w:line="360" w:lineRule="auto"/>
+        <w:rPr>
+          <w:sz w:val="24"/>
+        </w:rPr>
+      </w:pPr>
+      <w:r>
+        <w:rPr>
+          <w:sz w:val="24"/>
+        </w:rPr>
+        <w:t>[11] OASIS. Security Assertion Markup Language (SAML) V2.0 Technical Overview[S]. OASIS SSTC Working Draft sstc-saml-tech-overview-2.0-draft-08, March 2005.</w:t>
+      </w:r>
+    </w:p>
+    <w:p>
+      <w:pPr>
+        <w:spacing w:line="360" w:lineRule="auto"/>
+        <w:rPr>
+          <w:sz w:val="24"/>
+        </w:rPr>
+      </w:pPr>
+      <w:r>
+        <w:rPr>
+          <w:sz w:val="24"/>
+        </w:rPr>
+        <w:t>[12] Cantor S, Kemp J, Philpott R, Maler E, eds. Assertions and Protocols for the OASIS Security Assertion Markup Language (SAML) V2.0[S]. OASIS Standard saml-core-2.0-os, March 2005.</w:t>
+      </w:r>
+    </w:p>
+    <w:p>
+      <w:pPr>
+        <w:spacing w:line="360" w:lineRule="auto"/>
+        <w:rPr>
+          <w:sz w:val="24"/>
+        </w:rPr>
+      </w:pPr>
+      <w:r>
+        <w:rPr>
+          <w:sz w:val="24"/>
+        </w:rPr>
+        <w:t>[13] Liberty Alliance Project. Liberty Alliance Identity Federation Framework (ID-FF) 1.2[S]. Contributed to OASIS, November 2003.</w:t>
+      </w:r>
+    </w:p>
+    <w:p>
+      <w:pPr>
+        <w:spacing w:line="360" w:lineRule="auto"/>
+        <w:rPr>
+          <w:sz w:val="24"/>
+        </w:rPr>
+      </w:pPr>
+      <w:r>
+        <w:rPr>
+          <w:sz w:val="24"/>
+        </w:rPr>
+        <w:t>[14] Moses T, ed. eXtensible Access Control Markup Language (XACML) Version 2.0[S]. OASIS Standard, 2005.</w:t>
+      </w:r>
+    </w:p>
+    <w:p>
+      <w:pPr>
+        <w:spacing w:line="360" w:lineRule="auto"/>
+        <w:rPr>
+          <w:sz w:val="24"/>
+        </w:rPr>
+      </w:pPr>
+      <w:r>
+        <w:rPr>
+          <w:sz w:val="24"/>
+        </w:rPr>
+        <w:t>[15] Hu V C, Ferraiolo D, Kuhn R, Schnitzer A, Sandlin K, Miller R, Scarfone K. Guide to Attribute Based Access Control (ABAC) Definition and Considerations[S]. NIST Special Publication 800-162, National Institute of Standards and Technology, January 2014.</w:t>
+      </w:r>
+    </w:p>
+    <w:p>
+      <w:pPr>
+        <w:spacing w:line="360" w:lineRule="auto"/>
+        <w:rPr>
+          <w:sz w:val="24"/>
+        </w:rPr>
+      </w:pPr>
+      <w:r>
+        <w:rPr>
+          <w:sz w:val="24"/>
+        </w:rPr>
+        <w:t>[16] Hardt D. The OAuth 2.0 Authorization Framework[R]. RFC 6749, IETF, October 2012.</w:t>
+      </w:r>
+    </w:p>
+    <w:p>
+      <w:pPr>
+        <w:spacing w:line="360" w:lineRule="auto"/>
+        <w:rPr>
+          <w:sz w:val="24"/>
+        </w:rPr>
+      </w:pPr>
+      <w:r>
+        <w:rPr>
+          <w:sz w:val="24"/>
+        </w:rPr>
+        <w:t>[17] Jones M, Bradley J, Sakimura N. JSON Web Token (JWT)[R]. RFC 7519, IETF, May 2015.</w:t>
+      </w:r>
+    </w:p>
+    <w:p>
+      <w:pPr>
+        <w:spacing w:line="360" w:lineRule="auto"/>
+        <w:rPr>
+          <w:sz w:val="24"/>
+        </w:rPr>
+      </w:pPr>
+      <w:r>
+        <w:rPr>
+          <w:sz w:val="24"/>
+        </w:rPr>
+        <w:t>[18] Sakimura N, Bradley J, Jones M, de Medeiros B, Mortimore C. OpenID Connect Core 1.0 incorporating errata set 1[S]. The OpenID Foundation, November 2014.</w:t>
+      </w:r>
+    </w:p>
+    <w:p>
+      <w:pPr>
+        <w:spacing w:line="360" w:lineRule="auto"/>
+        <w:rPr>
+          <w:sz w:val="24"/>
+        </w:rPr>
+      </w:pPr>
+      <w:r>
+        <w:rPr>
+          <w:sz w:val="24"/>
+        </w:rPr>
+        <w:t>[19] Sakimura N, Bradley J, Agarwal N. Proof Key for Code Exchange by OAuth Public Clients[R]. RFC 7636, IETF, September 2015.</w:t>
+      </w:r>
+    </w:p>
+    <w:p>
+      <w:pPr>
+        <w:spacing w:line="360" w:lineRule="auto"/>
+        <w:rPr>
+          <w:sz w:val="24"/>
+        </w:rPr>
+      </w:pPr>
+      <w:r>
+        <w:rPr>
+          <w:sz w:val="24"/>
+        </w:rPr>
+        <w:t>[20] Fett D, Campbell B, Bradley J, Lodderstedt T, Jones M, Waite D. OAuth 2.0 Demonstrating Proof-of-Possession (DPoP)[R]. RFC 9449, IETF, September 2023.</w:t>
+      </w:r>
+    </w:p>
+    <w:p>
+      <w:pPr>
+        <w:spacing w:line="360" w:lineRule="auto"/>
+        <w:rPr>
+          <w:sz w:val="24"/>
+        </w:rPr>
+      </w:pPr>
+      <w:r>
+        <w:rPr>
+          <w:sz w:val="24"/>
+        </w:rPr>
+        <w:t>[21] Hardt D, Parecki A, Lodderstedt T. The OAuth 2.1 Authorization Framework[S]. IETF Internet-Draft draft-ietf-oauth-v2-1, 2024.</w:t>
+      </w:r>
+    </w:p>
+    <w:p>
+      <w:pPr>
+        <w:spacing w:line="360" w:lineRule="auto"/>
+        <w:rPr>
+          <w:sz w:val="24"/>
+        </w:rPr>
+      </w:pPr>
+      <w:r>
+        <w:rPr>
+          <w:sz w:val="24"/>
+        </w:rPr>
+        <w:t>[22] Rose S, Borchert O, Mitchell S, Connelly S. Zero Trust Architecture[S]. NIST Special Publication 800-207, National Institute of Standards and Technology, August 2020.</w:t>
+      </w:r>
+    </w:p>
+    <w:p>
+      <w:pPr>
+        <w:spacing w:line="360" w:lineRule="auto"/>
+        <w:rPr>
+          <w:sz w:val="24"/>
+        </w:rPr>
+      </w:pPr>
+      <w:r>
+        <w:rPr>
+          <w:sz w:val="24"/>
+        </w:rPr>
+        <w:t>[23] Xie Y, et al. Exploit Tool Invocation Prompt for Tool Behavior Hijacking in LLM-Based Agentic System. arXiv:2509.05755, 2025.</w:t>
+      </w:r>
+    </w:p>
+    <w:p>
+      <w:pPr>
+        <w:spacing w:line="360" w:lineRule="auto"/>
+        <w:rPr>
+          <w:sz w:val="24"/>
+        </w:rPr>
+      </w:pPr>
+      <w:r>
+        <w:rPr>
+          <w:sz w:val="24"/>
+        </w:rPr>
+        <w:t>[24] Zhang X, et al. MemMorph: Tool Hijacking in LLM Agents via Memory Poisoning. arXiv:2605.26154, 2026.</w:t>
+      </w:r>
+    </w:p>
+    <w:p>
+      <w:pPr>
+        <w:spacing w:line="360" w:lineRule="auto"/>
+        <w:rPr>
+          <w:sz w:val="24"/>
+        </w:rPr>
+      </w:pPr>
+      <w:r>
+        <w:rPr>
+          <w:sz w:val="24"/>
+        </w:rPr>
+        <w:t>[25] Visual Inception: Compromising Long-term Planning in Agentic Recommenders via Multimodal Memory Poisoning. arXiv:2604.16966, 2026.</w:t>
+      </w:r>
+    </w:p>
+    <w:p>
+      <w:pPr>
+        <w:spacing w:line="360" w:lineRule="auto"/>
+        <w:rPr>
+          <w:sz w:val="24"/>
+        </w:rPr>
+      </w:pPr>
+      <w:r>
+        <w:rPr>
+          <w:sz w:val="24"/>
+        </w:rPr>
+        <w:t>[26] The Misattribution Gap: When Memory Poisoning Looks Like Model Failure in Agentic AI Systems. arXiv:2605.22842, 2026.</w:t>
+      </w:r>
+    </w:p>
+    <w:p>
+      <w:pPr>
+        <w:spacing w:line="360" w:lineRule="auto"/>
+        <w:rPr>
+          <w:sz w:val="24"/>
+        </w:rPr>
+      </w:pPr>
+      <w:r>
+        <w:rPr>
+          <w:sz w:val="24"/>
+        </w:rPr>
+        <w:t>[27] Anthropic's Mythos Escaped Its Sandbox. Ship Safe CLI Blog / OWASP Agentic AI Top 10 Mapping, 2026.</w:t>
+      </w:r>
+    </w:p>
+    <w:p>
+      <w:pPr>
+        <w:spacing w:line="360" w:lineRule="auto"/>
+        <w:rPr>
+          <w:sz w:val="24"/>
+        </w:rPr>
+      </w:pPr>
+      <w:r>
+        <w:rPr>
+          <w:sz w:val="24"/>
+        </w:rPr>
+        <w:t>[28] 4C Framework: Core Layer Threats in Agentic AI. arXiv:2602.01942, 2026.</w:t>
+      </w:r>
+    </w:p>
+    <w:p>
+      <w:pPr>
+        <w:spacing w:line="360" w:lineRule="auto"/>
+        <w:rPr>
+          <w:sz w:val="24"/>
+        </w:rPr>
+      </w:pPr>
+      <w:r>
+        <w:rPr>
+          <w:sz w:val="24"/>
+        </w:rPr>
+        <w:t>[29] Stop Fixating on Prompts: Reasoning Hijacking and Constraint Tightening for Red-Teaming LLM Agents. arXiv:2604.05549, 2026.</w:t>
+      </w:r>
+    </w:p>
+    <w:p>
+      <w:pPr>
+        <w:spacing w:line="360" w:lineRule="auto"/>
+        <w:rPr>
+          <w:sz w:val="24"/>
+        </w:rPr>
+      </w:pPr>
+      <w:r>
+        <w:rPr>
+          <w:sz w:val="24"/>
+        </w:rPr>
+        <w:t>[30] Xie Y, et al. Exploit Tool Invocation Prompt for Tool Behavior Hijacking in LLM-Based Agentic System. arXiv:2509.05755, 2025.</w:t>
+      </w:r>
+    </w:p>
+    <w:p>
+      <w:pPr>
+        <w:spacing w:line="360" w:lineRule="auto"/>
+        <w:rPr>
+          <w:sz w:val="24"/>
+        </w:rPr>
+      </w:pPr>
+      <w:r>
+        <w:rPr>
+          <w:sz w:val="24"/>
+        </w:rPr>
+        <w:t>[31] Zhang X, et al. MemMorph: Tool Hijacking in LLM Agents via Memory Poisoning. arXiv:2605.26154, 2026.</w:t>
+      </w:r>
+    </w:p>
+    <w:p>
+      <w:pPr>
+        <w:spacing w:line="360" w:lineRule="auto"/>
+        <w:rPr>
+          <w:sz w:val="24"/>
+        </w:rPr>
+      </w:pPr>
+      <w:r>
+        <w:rPr>
+          <w:sz w:val="24"/>
+        </w:rPr>
+        <w:t>[32] Visual Inception: Compromising Long-term Planning in Agentic Recommenders via Multimodal Memory Poisoning. arXiv:2604.16966, 2026.</w:t>
+      </w:r>
+    </w:p>
+    <w:p>
+      <w:pPr>
+        <w:spacing w:line="360" w:lineRule="auto"/>
+        <w:rPr>
+          <w:sz w:val="24"/>
+        </w:rPr>
+      </w:pPr>
+      <w:r>
+        <w:rPr>
+          <w:sz w:val="24"/>
+        </w:rPr>
+        <w:t>[33] The Misattribution Gap: When Memory Poisoning Looks Like Model Failure in Agentic AI Systems. arXiv:2605.22842, 2026.</w:t>
+      </w:r>
+    </w:p>
+    <w:p>
+      <w:pPr>
+        <w:spacing w:line="360" w:lineRule="auto"/>
+        <w:rPr>
+          <w:sz w:val="24"/>
+        </w:rPr>
+      </w:pPr>
+      <w:r>
+        <w:rPr>
+          <w:sz w:val="24"/>
+        </w:rPr>
+        <w:t>[34] Anthropic's Mythos Escaped Its Sandbox. Ship Safe CLI Blog / OWASP Agentic AI Top 10 Mapping, 2026.</w:t>
+      </w:r>
+    </w:p>
+    <w:p>
+      <w:pPr>
+        <w:spacing w:line="360" w:lineRule="auto"/>
+        <w:rPr>
+          <w:sz w:val="24"/>
+        </w:rPr>
+      </w:pPr>
+      <w:r>
+        <w:rPr>
+          <w:sz w:val="24"/>
+        </w:rPr>
+        <w:t>[35] Stop Fixating on Prompts: Reasoning Hijacking and Constraint Tightening for Red-Teaming LLM Agents. arXiv:2604.05549, 2026.</w:t>
+      </w:r>
+    </w:p>
+    <w:p>
+      <w:pPr>
+        <w:spacing w:line="360" w:lineRule="auto"/>
+        <w:rPr>
+          <w:sz w:val="24"/>
+        </w:rPr>
+      </w:pPr>
+      <w:r>
+        <w:rPr>
+          <w:sz w:val="24"/>
+        </w:rPr>
+        <w:t>[36] Booth H, et al. Accelerating the adoption of software and AI agent identity and authorization[R]. NCCoE Concept Paper, National Institute of Standards and Technology, February 5, 2026.</w:t>
+      </w:r>
+    </w:p>
+    <w:p>
+      <w:pPr>
+        <w:spacing w:line="360" w:lineRule="auto"/>
+        <w:rPr>
+          <w:sz w:val="24"/>
+        </w:rPr>
+      </w:pPr>
+      <w:r>
+        <w:rPr>
+          <w:sz w:val="24"/>
+        </w:rPr>
+        <w:t>[37] 过度代理风险、权限漂移（Privilege Drift）与提示注入攻击相关学术论述。参见前期调研：Agent 被部署时赋予宽泛 IAM 角色且缺乏审查，导致权限漂移风险。</w:t>
+      </w:r>
+    </w:p>
+    <w:p>
+      <w:pPr>
+        <w:spacing w:line="360" w:lineRule="auto"/>
+        <w:rPr>
+          <w:sz w:val="24"/>
+        </w:rPr>
+      </w:pPr>
+      <w:r>
+        <w:rPr>
+          <w:sz w:val="24"/>
+        </w:rPr>
+        <w:t>[38] 用户前期调研：OAuth 协议在人类用户授权场景中的局限性，以及智能体跨用户资源访问的授权需求。</w:t>
+      </w:r>
+    </w:p>
+    <w:p>
+      <w:pPr>
+        <w:spacing w:line="360" w:lineRule="auto"/>
+        <w:rPr>
+          <w:sz w:val="24"/>
+        </w:rPr>
+      </w:pPr>
+      <w:r>
+        <w:rPr>
+          <w:sz w:val="24"/>
+        </w:rPr>
+        <w:t>[39] NIST. AI Agent Standardization Initiative, 2026 年 2 月启动。涵盖认证、授权、审计、不可否认性与提示注入缓解。</w:t>
+      </w:r>
+    </w:p>
+    <w:p>
+      <w:pPr>
+        <w:spacing w:line="360" w:lineRule="auto"/>
+        <w:rPr>
+          <w:sz w:val="24"/>
+        </w:rPr>
+      </w:pPr>
+      <w:r>
+        <w:rPr>
+          <w:rFonts w:hint="eastAsia"/>
+          <w:sz w:val="24"/>
+        </w:rPr>
+        <w:t>[40] OAuth Is Not Enough: Authorization Challenges for Autonomous AI Agents</w:t>
+      </w:r>
+    </w:p>
+    <w:p>
+      <w:pPr>
+        <w:spacing w:line="360" w:lineRule="auto"/>
+        <w:rPr>
+          <w:sz w:val="24"/>
+        </w:rPr>
+      </w:pPr>
+      <w:r>
+        <w:rPr>
+          <w:rFonts w:hint="eastAsia"/>
+          <w:sz w:val="24"/>
+        </w:rPr>
+        <w:t>[41] Authenticated Delegation and Authorized AI Agents</w:t>
+      </w:r>
+    </w:p>
+    <w:p>
+      <w:pPr>
+        <w:spacing w:line="360" w:lineRule="auto"/>
+        <w:rPr>
+          <w:sz w:val="24"/>
+        </w:rPr>
+      </w:pPr>
+      <w:r>
+        <w:rPr>
+          <w:rFonts w:hint="eastAsia"/>
+          <w:sz w:val="24"/>
+        </w:rPr>
+        <w:t xml:space="preserve">[42] </w:t>
+      </w:r>
+      <w:r>
+        <w:rPr>
+          <w:sz w:val="24"/>
+        </w:rPr>
+        <w:t>PAuth – Precise Task-Scoped Authorization For Agents</w:t>
+      </w:r>
+    </w:p>
+    <w:p>
+      <w:pPr>
+        <w:spacing w:line="360" w:lineRule="auto"/>
+        <w:rPr>
+          <w:sz w:val="24"/>
+        </w:rPr>
+      </w:pPr>
+      <w:r>
+        <w:rPr>
+          <w:rFonts w:hint="eastAsia"/>
+          <w:sz w:val="24"/>
+        </w:rPr>
+        <w:t>[43] Before the Tool Call: Deterministic Pre-Action Authorization for Autonomous AI Agents</w:t>
+      </w:r>
+    </w:p>
+    <w:p>
+      <w:pPr>
+        <w:spacing w:line="360" w:lineRule="auto"/>
+        <w:rPr>
+          <w:sz w:val="24"/>
+        </w:rPr>
+      </w:pPr>
+      <w:r>
+        <w:rPr>
+          <w:rFonts w:hint="eastAsia"/>
+          <w:sz w:val="24"/>
+        </w:rPr>
+        <w:t>[44] Uncertainty-Aware, Risk-Adaptive Access Control for Agentic Systems using an LLM-Judged TBAC Model</w:t>
+      </w:r>
+    </w:p>
+    <w:p>
+      <w:pPr>
+        <w:spacing w:line="360" w:lineRule="auto"/>
+        <w:rPr>
+          <w:sz w:val="24"/>
+        </w:rPr>
+      </w:pPr>
+      <w:r>
+        <w:rPr>
+          <w:rFonts w:hint="eastAsia"/>
+          <w:sz w:val="24"/>
+        </w:rPr>
+        <w:t>[45] AIP: Agent Identity Protocol for Verifiable Delegation Across MCP and A2A</w:t>
+      </w:r>
+    </w:p>
+    <w:p>
+      <w:pPr>
+        <w:spacing w:line="360" w:lineRule="auto"/>
+        <w:rPr>
+          <w:sz w:val="24"/>
+        </w:rPr>
+      </w:pPr>
+      <w:r>
+        <w:rPr>
+          <w:rFonts w:hint="eastAsia"/>
+          <w:sz w:val="24"/>
+        </w:rPr>
+        <w:t xml:space="preserve">[46] </w:t>
+      </w:r>
+      <w:r>
+        <w:rPr>
+          <w:sz w:val="24"/>
+        </w:rPr>
+        <w:t>Authorization Propagation in Multi-Agent AI Systems: Identity Governance as Infrastructure</w:t>
+      </w:r>
+    </w:p>
+    <w:p>
+      <w:pPr>
+        <w:numPr>
+          <w:ilvl w:val="0"/>
+          <w:numId w:val="5"/>
         </w:numPr>
         <w:spacing w:line="360" w:lineRule="auto"/>
         <w:rPr>
@@ -2385,6 +3019,18 @@
 <file path=word/numbering.xml><?xml version="1.0" encoding="utf-8"?>
 <w:numbering xmlns:wpc="http://schemas.microsoft.com/office/word/2010/wordprocessingCanvas" xmlns:mc="http://schemas.openxmlformats.org/markup-compatibility/2006" xmlns:o="urn:schemas-microsoft-com:office:office" xmlns:r="http://schemas.openxmlformats.org/officeDocument/2006/relationships" xmlns:m="http://schemas.openxmlformats.org/officeDocument/2006/math" xmlns:v="urn:schemas-microsoft-com:vml" xmlns:wp14="http://schemas.microsoft.com/office/word/2010/wordprocessingDrawing" xmlns:wp="http://schemas.openxmlformats.org/drawingml/2006/wordprocessingDrawing" xmlns:w10="urn:schemas-microsoft-com:office:word" xmlns:w="http://schemas.openxmlformats.org/wordprocessingml/2006/main" xmlns:w14="http://schemas.microsoft.com/office/word/2010/wordml" xmlns:wpg="http://schemas.microsoft.com/office/word/2010/wordprocessingGroup" xmlns:wpi="http://schemas.microsoft.com/office/word/2010/wordprocessingInk" xmlns:wne="http://schemas.microsoft.com/office/word/2006/wordml" xmlns:wps="http://schemas.microsoft.com/office/word/2010/wordprocessingShape" xmlns:wpsCustomData="http://www.wps.cn/officeDocument/2013/wpsCustomData" mc:Ignorable="w14 wp14">
   <w:abstractNum w:abstractNumId="0">
+    <w:nsid w:val="8FD85DD2"/>
+    <w:multiLevelType w:val="singleLevel"/>
+    <w:tmpl w:val="8FD85DD2"/>
+    <w:lvl w:ilvl="0" w:tentative="0">
+      <w:start w:val="1"/>
+      <w:numFmt w:val="decimal"/>
+      <w:suff w:val="space"/>
+      <w:lvlText w:val="%1."/>
+      <w:lvlJc w:val="left"/>
+    </w:lvl>
+  </w:abstractNum>
+  <w:abstractNum w:abstractNumId="1">
     <w:nsid w:val="3F01E540"/>
     <w:multiLevelType w:val="singleLevel"/>
     <w:tmpl w:val="3F01E540"/>
@@ -2399,7 +3045,7 @@
       </w:rPr>
     </w:lvl>
   </w:abstractNum>
-  <w:abstractNum w:abstractNumId="1">
+  <w:abstractNum w:abstractNumId="2">
     <w:nsid w:val="5045933A"/>
     <w:multiLevelType w:val="singleLevel"/>
     <w:tmpl w:val="5045933A"/>
@@ -2411,7 +3057,19 @@
       <w:lvlJc w:val="left"/>
     </w:lvl>
   </w:abstractNum>
-  <w:abstractNum w:abstractNumId="2">
+  <w:abstractNum w:abstractNumId="3">
+    <w:nsid w:val="5E6E4E19"/>
+    <w:multiLevelType w:val="singleLevel"/>
+    <w:tmpl w:val="5E6E4E19"/>
+    <w:lvl w:ilvl="0" w:tentative="0">
+      <w:start w:val="1"/>
+      <w:numFmt w:val="decimal"/>
+      <w:suff w:val="space"/>
+      <w:lvlText w:val="%1."/>
+      <w:lvlJc w:val="left"/>
+    </w:lvl>
+  </w:abstractNum>
+  <w:abstractNum w:abstractNumId="4">
     <w:nsid w:val="74061428"/>
     <w:multiLevelType w:val="singleLevel"/>
     <w:tmpl w:val="74061428"/>
@@ -2424,13 +3082,19 @@
     </w:lvl>
   </w:abstractNum>
   <w:num w:numId="1">
+    <w:abstractNumId w:val="1"/>
+  </w:num>
+  <w:num w:numId="2">
+    <w:abstractNumId w:val="4"/>
+  </w:num>
+  <w:num w:numId="3">
     <w:abstractNumId w:val="0"/>
   </w:num>
-  <w:num w:numId="2">
+  <w:num w:numId="4">
+    <w:abstractNumId w:val="3"/>
+  </w:num>
+  <w:num w:numId="5">
     <w:abstractNumId w:val="2"/>
-  </w:num>
-  <w:num w:numId="3">
-    <w:abstractNumId w:val="1"/>
   </w:num>
 </w:numbering>
 </file>
@@ -2440,7 +3104,7 @@
   <w:docDefaults>
     <w:rPrDefault>
       <w:rPr>
-        <w:rFonts w:asciiTheme="minorHAnsi" w:hAnsiTheme="minorHAnsi" w:eastAsiaTheme="minorEastAsia" w:cstheme="minorBidi"/>
+        <w:rFonts w:ascii="Times New Roman" w:hAnsi="Times New Roman" w:eastAsia="宋体" w:cs="Times New Roman"/>
       </w:rPr>
     </w:rPrDefault>
     <w:pPrDefault/>
@@ -2549,7 +3213,7 @@
     <w:lsdException w:unhideWhenUsed="0" w:uiPriority="0" w:semiHidden="0" w:name="HTML Sample"/>
     <w:lsdException w:unhideWhenUsed="0" w:uiPriority="0" w:semiHidden="0" w:name="HTML Typewriter"/>
     <w:lsdException w:unhideWhenUsed="0" w:uiPriority="0" w:semiHidden="0" w:name="HTML Variable"/>
-    <w:lsdException w:unhideWhenUsed="0" w:uiPriority="0" w:name="Normal Table"/>
+    <w:lsdException w:qFormat="1" w:unhideWhenUsed="0" w:uiPriority="0" w:name="Normal Table"/>
     <w:lsdException w:unhideWhenUsed="0" w:uiPriority="0" w:semiHidden="0" w:name="annotation subject"/>
     <w:lsdException w:unhideWhenUsed="0" w:uiPriority="0" w:semiHidden="0" w:name="Table Simple 1"/>
     <w:lsdException w:unhideWhenUsed="0" w:uiPriority="0" w:semiHidden="0" w:name="Table Simple 2"/>
@@ -2720,6 +3384,7 @@
   <w:style w:type="table" w:default="1" w:styleId="2">
     <w:name w:val="Normal Table"/>
     <w:semiHidden/>
+    <w:qFormat/>
     <w:uiPriority w:val="0"/>
     <w:tblPr>
       <w:tblCellMar>
